--- a/Sprint 1.docx
+++ b/Sprint 1.docx
@@ -538,7 +538,7 @@
                     <w:noProof/>
                     <w:lang w:bidi="es-ES"/>
                   </w:rPr>
-                  <w:t>25 abril</w:t>
+                  <w:t>29 abril</w:t>
                 </w:r>
                 <w:r>
                   <w:rPr>
@@ -4370,13 +4370,24 @@
           <w:tcPr>
             <w:cnfStyle w:val="001000000000" w:firstRow="0" w:lastRow="0" w:firstColumn="1" w:lastColumn="0" w:oddVBand="0" w:evenVBand="0" w:oddHBand="0" w:evenHBand="0" w:firstRowFirstColumn="0" w:firstRowLastColumn="0" w:lastRowFirstColumn="0" w:lastRowLastColumn="0"/>
             <w:tcW w:w="3957" w:type="dxa"/>
-          </w:tcPr>
-          <w:p>
-            <w:pPr>
-              <w:pStyle w:val="Contenido"/>
+            <w:tcBorders>
+              <w:top w:val="nil"/>
+              <w:left w:val="nil"/>
+              <w:right w:val="nil"/>
+            </w:tcBorders>
+          </w:tcPr>
+          <w:p>
+            <w:pPr>
+              <w:pStyle w:val="Contenido"/>
+              <w:rPr>
+                <w:bCs w:val="0"/>
+              </w:rPr>
             </w:pPr>
             <w:bookmarkStart w:id="1" w:name="_Hlk227922129"/>
             <w:r>
+              <w:rPr>
+                <w:bCs w:val="0"/>
+              </w:rPr>
               <w:t>Sprint 1</w:t>
             </w:r>
           </w:p>
@@ -4384,13 +4395,24 @@
         <w:tc>
           <w:tcPr>
             <w:tcW w:w="3957" w:type="dxa"/>
+            <w:tcBorders>
+              <w:top w:val="nil"/>
+              <w:left w:val="nil"/>
+              <w:right w:val="nil"/>
+            </w:tcBorders>
           </w:tcPr>
           <w:p>
             <w:pPr>
               <w:pStyle w:val="Contenido"/>
               <w:cnfStyle w:val="100000000000" w:firstRow="1" w:lastRow="0" w:firstColumn="0" w:lastColumn="0" w:oddVBand="0" w:evenVBand="0" w:oddHBand="0" w:evenHBand="0" w:firstRowFirstColumn="0" w:firstRowLastColumn="0" w:lastRowFirstColumn="0" w:lastRowLastColumn="0"/>
-            </w:pPr>
-            <w:r>
+              <w:rPr>
+                <w:bCs w:val="0"/>
+              </w:rPr>
+            </w:pPr>
+            <w:r>
+              <w:rPr>
+                <w:bCs w:val="0"/>
+              </w:rPr>
               <w:t>Sprint 2</w:t>
             </w:r>
           </w:p>
@@ -4398,13 +4420,24 @@
         <w:tc>
           <w:tcPr>
             <w:tcW w:w="3957" w:type="dxa"/>
+            <w:tcBorders>
+              <w:top w:val="nil"/>
+              <w:left w:val="nil"/>
+              <w:right w:val="nil"/>
+            </w:tcBorders>
           </w:tcPr>
           <w:p>
             <w:pPr>
               <w:pStyle w:val="Contenido"/>
               <w:cnfStyle w:val="100000000000" w:firstRow="1" w:lastRow="0" w:firstColumn="0" w:lastColumn="0" w:oddVBand="0" w:evenVBand="0" w:oddHBand="0" w:evenHBand="0" w:firstRowFirstColumn="0" w:firstRowLastColumn="0" w:lastRowFirstColumn="0" w:lastRowLastColumn="0"/>
-            </w:pPr>
-            <w:r>
+              <w:rPr>
+                <w:bCs w:val="0"/>
+              </w:rPr>
+            </w:pPr>
+            <w:r>
+              <w:rPr>
+                <w:bCs w:val="0"/>
+              </w:rPr>
               <w:t>Sprint 3</w:t>
             </w:r>
           </w:p>
@@ -4431,131 +4464,77 @@
               <w:rPr>
                 <w:b w:val="0"/>
               </w:rPr>
-              <w:t>2</w:t>
-            </w:r>
-            <w:r>
-              <w:rPr>
-                <w:b w:val="0"/>
+              <w:t>25/04/2026-29/04/2026</w:t>
+            </w:r>
+          </w:p>
+        </w:tc>
+        <w:tc>
+          <w:tcPr>
+            <w:tcW w:w="3957" w:type="dxa"/>
+          </w:tcPr>
+          <w:p>
+            <w:pPr>
+              <w:pStyle w:val="Contenido"/>
+              <w:cnfStyle w:val="000000100000" w:firstRow="0" w:lastRow="0" w:firstColumn="0" w:lastColumn="0" w:oddVBand="0" w:evenVBand="0" w:oddHBand="1" w:evenHBand="0" w:firstRowFirstColumn="0" w:firstRowLastColumn="0" w:lastRowFirstColumn="0" w:lastRowLastColumn="0"/>
+              <w:rPr>
+                <w:bCs/>
+              </w:rPr>
+            </w:pPr>
+            <w:r>
+              <w:rPr>
+                <w:bCs/>
+              </w:rPr>
+              <w:t>30/04/2026-0</w:t>
+            </w:r>
+            <w:r>
+              <w:rPr>
+                <w:bCs/>
               </w:rPr>
               <w:t>5</w:t>
             </w:r>
             <w:r>
               <w:rPr>
-                <w:b w:val="0"/>
-              </w:rPr>
-              <w:t>/04/2026-2</w:t>
-            </w:r>
-            <w:r>
-              <w:rPr>
-                <w:b w:val="0"/>
+                <w:bCs/>
+              </w:rPr>
+              <w:t>/05/2026</w:t>
+            </w:r>
+          </w:p>
+        </w:tc>
+        <w:tc>
+          <w:tcPr>
+            <w:tcW w:w="3957" w:type="dxa"/>
+          </w:tcPr>
+          <w:p>
+            <w:pPr>
+              <w:pStyle w:val="Contenido"/>
+              <w:cnfStyle w:val="000000100000" w:firstRow="0" w:lastRow="0" w:firstColumn="0" w:lastColumn="0" w:oddVBand="0" w:evenVBand="0" w:oddHBand="1" w:evenHBand="0" w:firstRowFirstColumn="0" w:firstRowLastColumn="0" w:lastRowFirstColumn="0" w:lastRowLastColumn="0"/>
+              <w:rPr>
+                <w:bCs/>
+              </w:rPr>
+            </w:pPr>
+            <w:r>
+              <w:rPr>
+                <w:bCs/>
+              </w:rPr>
+              <w:t>0</w:t>
+            </w:r>
+            <w:r>
+              <w:rPr>
+                <w:bCs/>
+              </w:rPr>
+              <w:t>6</w:t>
+            </w:r>
+            <w:r>
+              <w:rPr>
+                <w:bCs/>
+              </w:rPr>
+              <w:t>/05/2026-0</w:t>
+            </w:r>
+            <w:r>
+              <w:rPr>
+                <w:bCs/>
               </w:rPr>
               <w:t>8</w:t>
-            </w:r>
-            <w:r>
-              <w:rPr>
-                <w:b w:val="0"/>
-              </w:rPr>
-              <w:t>/04/2026</w:t>
-            </w:r>
-          </w:p>
-        </w:tc>
-        <w:tc>
-          <w:tcPr>
-            <w:tcW w:w="3957" w:type="dxa"/>
-          </w:tcPr>
-          <w:p>
-            <w:pPr>
-              <w:pStyle w:val="Contenido"/>
-              <w:cnfStyle w:val="000000100000" w:firstRow="0" w:lastRow="0" w:firstColumn="0" w:lastColumn="0" w:oddVBand="0" w:evenVBand="0" w:oddHBand="1" w:evenHBand="0" w:firstRowFirstColumn="0" w:firstRowLastColumn="0" w:lastRowFirstColumn="0" w:lastRowLastColumn="0"/>
-              <w:rPr>
-                <w:bCs/>
-              </w:rPr>
-            </w:pPr>
-            <w:r>
-              <w:rPr>
-                <w:bCs/>
-              </w:rPr>
-              <w:t>2</w:t>
-            </w:r>
-            <w:r>
-              <w:rPr>
-                <w:bCs/>
-              </w:rPr>
-              <w:t>9</w:t>
-            </w:r>
-            <w:r>
-              <w:rPr>
-                <w:bCs/>
-              </w:rPr>
-              <w:t>/04/2026-</w:t>
-            </w:r>
-            <w:r>
-              <w:rPr>
-                <w:bCs/>
-              </w:rPr>
-              <w:t>02</w:t>
-            </w:r>
-            <w:r>
-              <w:rPr>
-                <w:bCs/>
-              </w:rPr>
-              <w:t>/0</w:t>
-            </w:r>
-            <w:r>
-              <w:rPr>
-                <w:bCs/>
-              </w:rPr>
-              <w:t>5</w:t>
-            </w:r>
-            <w:r>
-              <w:rPr>
-                <w:bCs/>
-              </w:rPr>
-              <w:t>/2026</w:t>
-            </w:r>
-          </w:p>
-        </w:tc>
-        <w:tc>
-          <w:tcPr>
-            <w:tcW w:w="3957" w:type="dxa"/>
-          </w:tcPr>
-          <w:p>
-            <w:pPr>
-              <w:pStyle w:val="Contenido"/>
-              <w:cnfStyle w:val="000000100000" w:firstRow="0" w:lastRow="0" w:firstColumn="0" w:lastColumn="0" w:oddVBand="0" w:evenVBand="0" w:oddHBand="1" w:evenHBand="0" w:firstRowFirstColumn="0" w:firstRowLastColumn="0" w:lastRowFirstColumn="0" w:lastRowLastColumn="0"/>
-              <w:rPr>
-                <w:bCs/>
-              </w:rPr>
-            </w:pPr>
-            <w:r>
-              <w:rPr>
-                <w:bCs/>
-              </w:rPr>
-              <w:t>06</w:t>
-            </w:r>
-            <w:r>
-              <w:rPr>
-                <w:bCs/>
-              </w:rPr>
-              <w:t>/0</w:t>
-            </w:r>
-            <w:r>
-              <w:rPr>
-                <w:bCs/>
-              </w:rPr>
-              <w:t>5</w:t>
-            </w:r>
-            <w:r>
-              <w:rPr>
-                <w:bCs/>
-              </w:rPr>
-              <w:t>/2026-</w:t>
-            </w:r>
-            <w:r>
-              <w:rPr>
-                <w:bCs/>
-              </w:rPr>
-              <w:t>07</w:t>
             </w:r>
             <w:r>
               <w:rPr>
@@ -10446,6 +10425,9 @@
         </w:rPr>
       </w:pPr>
       <w:r>
+        <w:rPr>
+          <w:noProof/>
+        </w:rPr>
         <w:drawing>
           <wp:inline distT="0" distB="0" distL="0" distR="0" wp14:anchorId="51ADE4A4" wp14:editId="6AE22205">
             <wp:extent cx="5614035" cy="1510030"/>
@@ -15826,6 +15808,7 @@
   </w:compat>
   <w:rsids>
     <w:rsidRoot w:val="009B0278"/>
+    <w:rsid w:val="000C50CE"/>
     <w:rsid w:val="00361E76"/>
     <w:rsid w:val="004C570A"/>
     <w:rsid w:val="005C2097"/>
